--- a/specs/contract-template/v3-template.docx
+++ b/specs/contract-template/v3-template.docx
@@ -644,7 +644,7 @@
           <w:sz w:val="21"/>
           <w:szCs w:val="21"/>
         </w:rPr>
-        <w:t xml:space="preserve">2. 本房屋仅用于居住，居住人限于乙方及上表所列共同居住人，总人数不超过【单间人数上限】人。乙方不得将房屋用于经营、办公、仓储，不得以本房屋地址办理工商注册登记。</w:t>
+        <w:t xml:space="preserve">2. 本房屋仅用于居住，居住人限于乙方及上表所列共同居住人，总人数不超过【单间人数上限】人。乙方不得将房屋用于经营、办公、仓储。</w:t>
       </w:r>
     </w:p>
     <w:p>
@@ -786,7 +786,7 @@
           <w:sz w:val="21"/>
           <w:szCs w:val="21"/>
         </w:rPr>
-        <w:t xml:space="preserve">租期届满或合同解除后，乙方交还房屋并结清费用的，甲方应在【押金退还天数】个工作日内退还押金。甲方可以从押金中扣除：乙方未付的租金和费用、本合同约定的违约金、乙方原因造成损坏的维修赔偿费用、退房清洁费【清洁费金额】元，以及处理遗留物品的合理费用；扣除时应向乙方提供明细。押金不足以抵扣的，乙方应当补足。</w:t>
+        <w:t xml:space="preserve">租期届满或合同解除后，乙方交还房屋并结清费用的，甲方应在【押金退还天数】个工作日内退还押金。甲方可以从押金中扣除：乙方未付的租金、费用和赔偿款，本合同约定的违约金、清洁费，以及处理遗留物品的合理费用；扣除时应向乙方提供明细。押金不足以抵扣的，乙方应当补足。</w:t>
       </w:r>
     </w:p>
     <w:p>
@@ -948,7 +948,17 @@
           <w:sz w:val="21"/>
           <w:szCs w:val="21"/>
         </w:rPr>
-        <w:t xml:space="preserve">2. 因乙方使用不当或过错造成房屋、设施损坏的，由乙方负责修复；无法修复的，按同类物品市场价格扣除合理折旧后赔偿。因乙方原因造成漏水等致使他人受损的，由乙方承担赔偿责任。</w:t>
+        <w:t xml:space="preserve">2. </w:t>
+      </w:r>
+      <w:r>
+        <w:rPr>
+          <w:rFonts w:ascii="SimSun" w:eastAsia="SimSun" w:hAnsi="SimSun"/>
+          <w:b/>
+          <w:bCs/>
+          <w:sz w:val="21"/>
+          <w:szCs w:val="21"/>
+        </w:rPr>
+        <w:t xml:space="preserve">因乙方使用不当或过错造成房屋、设施损坏的，维修费用由乙方承担，并应在维修完成时当场支付；无法修复的，按同类物品市场价格扣除合理折旧后赔偿。因乙方原因造成漏水等致使他人受损的，由乙方承担赔偿责任。</w:t>
       </w:r>
     </w:p>
     <w:p>
@@ -1161,7 +1171,7 @@
           <w:sz w:val="21"/>
           <w:szCs w:val="21"/>
         </w:rPr>
-        <w:t xml:space="preserve">2. </w:t>
+        <w:t xml:space="preserve">2. 租期届满或合同解除后，乙方应在届满之日或解除通知载明的日期前搬离，按原状返还房屋和设施，交还钥匙和门禁卡，结清费用。退房时应保持房内整洁，否则甲方可以收取清洁费【清洁费金额】元。</w:t>
       </w:r>
       <w:r>
         <w:rPr>
@@ -1171,7 +1181,7 @@
           <w:sz w:val="21"/>
           <w:szCs w:val="21"/>
         </w:rPr>
-        <w:t xml:space="preserve">租期届满或合同解除后，乙方应在届满之日或解除通知载明的日期前搬离，交还钥匙和门禁卡，结清费用。逾期不搬离的，按日租金（月租金÷30）支付占用期间的房屋使用费。</w:t>
+        <w:t xml:space="preserve">乙方逾期不搬离的，按日租金（月租金÷30）支付占用期间的房屋使用费。</w:t>
       </w:r>
     </w:p>
     <w:p>

--- a/specs/contract-template/v3-template.docx
+++ b/specs/contract-template/v3-template.docx
@@ -629,7 +629,7 @@
           <w:sz w:val="21"/>
           <w:szCs w:val="21"/>
         </w:rPr>
-        <w:t xml:space="preserve">1. 甲方为本房屋的转租出租人，已取得房屋所有权人同意转租的书面文件；本合同租期不超过甲方对本房屋享有租赁权的期限。</w:t>
+        <w:t xml:space="preserve">1. 本房屋仅用于居住，居住人限于乙方及上表所列共同居住人，总人数不超过【单间人数上限】人。乙方不得将房屋用于经营、办公、仓储。</w:t>
       </w:r>
     </w:p>
     <w:p>
@@ -644,22 +644,7 @@
           <w:sz w:val="21"/>
           <w:szCs w:val="21"/>
         </w:rPr>
-        <w:t xml:space="preserve">2. 本房屋仅用于居住，居住人限于乙方及上表所列共同居住人，总人数不超过【单间人数上限】人。乙方不得将房屋用于经营、办公、仓储。</w:t>
-      </w:r>
-    </w:p>
-    <w:p>
-      <w:pPr>
-        <w:spacing w:after="0" w:before="0" w:line="300"/>
-        <w:ind w:firstLine="0"/>
-        <w:jc w:val="both"/>
-      </w:pPr>
-      <w:r>
-        <w:rPr>
-          <w:rFonts w:ascii="SimSun" w:eastAsia="SimSun" w:hAnsi="SimSun"/>
-          <w:sz w:val="21"/>
-          <w:szCs w:val="21"/>
-        </w:rPr>
-        <w:t xml:space="preserve">3. 甲方于【租赁起始日】交付房屋。双方按附件《房屋交接清单》逐项确认设施状况，并拍照或录像留存，作为交接和退房时核对的依据。</w:t>
+        <w:t xml:space="preserve">2. 甲方于【租赁起始日】交付房屋。双方按附件《房屋交接清单》逐项确认设施状况，并拍照或录像留存，作为交接和退房时核对的依据。</w:t>
       </w:r>
     </w:p>
     <w:p>
@@ -973,7 +958,7 @@
           <w:sz w:val="21"/>
           <w:szCs w:val="21"/>
         </w:rPr>
-        <w:t xml:space="preserve">3. 未经甲方书面同意，乙方不得改动房屋结构及设施、增设隔断、改动水电线路；擅自改动的，应恢复原状并赔偿损失。乙方自行添置的物品，退房时可以带走，拆除造成损坏的应予修复。</w:t>
+        <w:t xml:space="preserve">3. 未经甲方书面同意，乙方不得改动房屋结构及设施、增设隔断、改动水电线路；擅自改动的，应恢复原状并赔偿损失。乙方自行添置的物品，退房时可以带走；其中已固定安装在房屋上、拆除可能损坏房屋的，应提前通知甲方，经甲方同意后再拆除，造成损坏的应予修复。</w:t>
       </w:r>
     </w:p>
     <w:p>
@@ -1262,22 +1247,7 @@
           <w:sz w:val="21"/>
           <w:szCs w:val="21"/>
         </w:rPr>
-        <w:t xml:space="preserve">1. 因政府征收、拆迁、规划调整或不可抗力等非双方原因致使本合同无法履行的，合同终止，双方互不承担违约责任；甲方应尽可能提前通知乙方，按实际居住天数结算租金，退还剩余租金和押金。</w:t>
-      </w:r>
-    </w:p>
-    <w:p>
-      <w:pPr>
-        <w:spacing w:after="0" w:before="0" w:line="300"/>
-        <w:ind w:firstLine="0"/>
-        <w:jc w:val="both"/>
-      </w:pPr>
-      <w:r>
-        <w:rPr>
-          <w:rFonts w:ascii="SimSun" w:eastAsia="SimSun" w:hAnsi="SimSun"/>
-          <w:sz w:val="21"/>
-          <w:szCs w:val="21"/>
-        </w:rPr>
-        <w:t xml:space="preserve">2. 因甲方与房屋所有权人之间的租赁关系提前终止致使本合同无法继续履行的，按本合同第七条第4款处理。</w:t>
+        <w:t xml:space="preserve">因政府征收、拆迁、规划调整或不可抗力等非双方原因致使本合同无法履行的，合同终止，双方互不承担违约责任；甲方应尽可能提前通知乙方，按实际居住天数结算租金，退还剩余租金和押金。</w:t>
       </w:r>
     </w:p>
     <w:p>
@@ -1293,7 +1263,7 @@
           <w:sz w:val="21"/>
           <w:szCs w:val="21"/>
         </w:rPr>
-        <w:t xml:space="preserve">第十条　通知及其他</w:t>
+        <w:t xml:space="preserve">第十条　其他</w:t>
       </w:r>
     </w:p>
     <w:p>
@@ -1308,7 +1278,7 @@
           <w:sz w:val="21"/>
           <w:szCs w:val="21"/>
         </w:rPr>
-        <w:t xml:space="preserve">1. 上表所列电话号码是双方的联系和通知方式。通知可以通过当面、电话、短信或微信（含签约时核验的微信账号）发出，短信、微信发出满24小时即视为送达。一方变更联系方式应及时告知对方，未告知的，按原联系方式发出的通知视为送达。</w:t>
+        <w:t xml:space="preserve">1. 上表所列电话是双方的联系方式。按该电话发送的短信、微信通知，发出满24小时视为送达；一方变更电话应及时告知对方，未告知的，按原电话发送的通知视为送达。</w:t>
       </w:r>
     </w:p>
     <w:p>
@@ -1323,7 +1293,7 @@
           <w:sz w:val="21"/>
           <w:szCs w:val="21"/>
         </w:rPr>
-        <w:t xml:space="preserve">2. 本合同以电子签名方式签订，电子签名与手写签名具有同等法律效力。附件是本合同的组成部分。</w:t>
+        <w:t xml:space="preserve">2. 本合同以电子签名方式签订，附件是本合同的组成部分。</w:t>
       </w:r>
     </w:p>
     <w:p>
@@ -1338,7 +1308,7 @@
           <w:sz w:val="21"/>
           <w:szCs w:val="21"/>
         </w:rPr>
-        <w:t xml:space="preserve">3. 因本合同发生争议，双方应先协商；协商不成的，向房屋所在地人民法院起诉。</w:t>
+        <w:t xml:space="preserve">3. 本合同未尽事宜，依照有关法律法规执行，或者由双方另行书面约定。</w:t>
       </w:r>
     </w:p>
     <w:p>
@@ -1353,22 +1323,7 @@
           <w:sz w:val="21"/>
           <w:szCs w:val="21"/>
         </w:rPr>
-        <w:t xml:space="preserve">4. 本合同未尽事宜，依照有关法律法规执行，或者由双方另行书面约定。</w:t>
-      </w:r>
-    </w:p>
-    <w:p>
-      <w:pPr>
-        <w:spacing w:after="0" w:before="0" w:line="300"/>
-        <w:ind w:firstLine="0"/>
-        <w:jc w:val="both"/>
-      </w:pPr>
-      <w:r>
-        <w:rPr>
-          <w:rFonts w:ascii="SimSun" w:eastAsia="SimSun" w:hAnsi="SimSun"/>
-          <w:sz w:val="21"/>
-          <w:szCs w:val="21"/>
-        </w:rPr>
-        <w:t xml:space="preserve">5. 补充条款：【补充条款内容；无则填“无”】</w:t>
+        <w:t xml:space="preserve">4. 补充条款：【补充条款内容；无则填“无”】</w:t>
       </w:r>
     </w:p>
     <w:p>
